--- a/MPP_MES_SUMMARY.docx
+++ b/MPP_MES_SUMMARY.docx
@@ -2,40 +2,6 @@
 <file path=word/document.xml><?xml version="1.0" encoding="utf-8"?>
 <w:document xmlns:w="http://schemas.openxmlformats.org/wordprocessingml/2006/main" xmlns:m="http://schemas.openxmlformats.org/officeDocument/2006/math" xmlns:r="http://schemas.openxmlformats.org/officeDocument/2006/relationships" xmlns:o="urn:schemas-microsoft-com:office:office" xmlns:v="urn:schemas-microsoft-com:vml" xmlns:w10="urn:schemas-microsoft-com:office:word" xmlns:a="http://schemas.openxmlformats.org/drawingml/2006/main" xmlns:pic="http://schemas.openxmlformats.org/drawingml/2006/picture" xmlns:wp="http://schemas.openxmlformats.org/drawingml/2006/wordprocessingDrawing">
   <w:body>
-    <w:p>
-      <w:pPr>
-        <w:pStyle w:val="Title"/>
-      </w:pPr>
-      <w:r>
-        <w:t xml:space="preserve">MPP MES — System Summary</w:t>
-      </w:r>
-    </w:p>
-    <w:sdt>
-      <w:sdtPr>
-        <w:docPartObj>
-          <w:docPartGallery w:val="Table of Contents"/>
-          <w:docPartUnique/>
-        </w:docPartObj>
-      </w:sdtPr>
-      <w:sdtContent>
-        <w:p>
-          <w:pPr>
-            <w:pStyle w:val="TOCHeading"/>
-          </w:pPr>
-          <w:r>
-            <w:t xml:space="preserve">Table of Contents</w:t>
-          </w:r>
-        </w:p>
-        <w:p>
-          <w:r>
-            <w:fldChar w:fldCharType="begin" w:dirty="true"/>
-            <w:instrText xml:space="preserve">TOC \o "1-3" \h \z \u</w:instrText>
-            <w:fldChar w:fldCharType="separate"/>
-            <w:fldChar w:fldCharType="end"/>
-          </w:r>
-        </w:p>
-      </w:sdtContent>
-    </w:sdt>
     <w:bookmarkStart w:id="54" w:name="Xb0d8d29e64fbf0815a3055c02203b6a34b4fd49"/>
     <w:p>
       <w:pPr>
@@ -546,6 +512,74 @@
           </w:p>
         </w:tc>
       </w:tr>
+      <w:tr>
+        <w:tc>
+          <w:tcPr>
+            <w:shd w:val="clear" w:color="auto" w:fill="F2F2F2"/>
+          </w:tcPr>
+          <w:tcPr/>
+          <w:p>
+            <w:pPr>
+              <w:pStyle w:val="Compact"/>
+            </w:pPr>
+            <w:r>
+              <w:t xml:space="preserve">0.6</w:t>
+            </w:r>
+          </w:p>
+        </w:tc>
+        <w:tc>
+          <w:tcPr>
+            <w:shd w:val="clear" w:color="auto" w:fill="F2F2F2"/>
+          </w:tcPr>
+          <w:tcPr/>
+          <w:p>
+            <w:pPr>
+              <w:pStyle w:val="Compact"/>
+            </w:pPr>
+            <w:r>
+              <w:t xml:space="preserve">2026-04-22</w:t>
+            </w:r>
+          </w:p>
+        </w:tc>
+        <w:tc>
+          <w:tcPr>
+            <w:shd w:val="clear" w:color="auto" w:fill="F2F2F2"/>
+          </w:tcPr>
+          <w:tcPr/>
+          <w:p>
+            <w:pPr>
+              <w:pStyle w:val="Compact"/>
+            </w:pPr>
+            <w:r>
+              <w:t xml:space="preserve">Blue Ridge Automation</w:t>
+            </w:r>
+          </w:p>
+        </w:tc>
+        <w:tc>
+          <w:tcPr>
+            <w:shd w:val="clear" w:color="auto" w:fill="F2F2F2"/>
+          </w:tcPr>
+          <w:tcPr/>
+          <w:p>
+            <w:pPr>
+              <w:pStyle w:val="Compact"/>
+            </w:pPr>
+            <w:r>
+              <w:rPr>
+                <w:b/>
+                <w:bCs/>
+              </w:rPr>
+              <w:t xml:space="preserve">Phase E of the 2026-04-20 OI review refactor — design + doc additions for OI-11..23.</w:t>
+            </w:r>
+            <w:r>
+              <w:t xml:space="preserve"> </w:t>
+            </w:r>
+            <w:r>
+              <w:t xml:space="preserve">13 items closed as designed: 4 from the 2026-04-20 MPP meeting (OI-11 Casting→Trim rename, OI-12 lineside caps, OI-13 Flexware BOM import, OI-14 admin remove-item) + 9 from the 2026-04-22 legacy-screenshot review (OI-15 Global Track screen, OI-16 auto-finish-on-target WO, OI-17 tray divisibility, OI-18 ItemLocation consumption metadata, OI-19 Country of Origin, OI-20 Scrap Source enum, OI-21 partial start/complete, OI-22 Hold Management screen, OI-23 Lot computed quantities). Data Model v1.7 → v1.8 (5 additive schema changes), FDS v0.9 → v0.10 (new §5.10 Part Identity Change, §12.5 Global Trace Tool, plus requirements across §§1.4/3.1/3.5/3.6/4.3/5.1/5.3/6.8/6.10/8.2/14), User Journeys v0.6 → v0.7 (Casting→Trim identity-change scene + Track tile usage at Sort Cage). 7 discovery items (OI-24..30) parked for MPP input. Phase F (regenerate derived artifacts) and Phase G (SQL migration) queued.</w:t>
+            </w:r>
+          </w:p>
+        </w:tc>
+      </w:tr>
     </w:tbl>
     <w:p>
       <w:r>
@@ -2371,7 +2405,17 @@
         </w:numPr>
       </w:pPr>
       <w:r>
-        <w:t xml:space="preserve">Users authenticate via</w:t>
+        <w:rPr>
+          <w:b/>
+          <w:bCs/>
+        </w:rPr>
+        <w:t xml:space="preserve">Interactive users</w:t>
+      </w:r>
+      <w:r>
+        <w:t xml:space="preserve"> </w:t>
+      </w:r>
+      <w:r>
+        <w:t xml:space="preserve">(Quality, Supervisor, Engineering, Admin) authenticate via</w:t>
       </w:r>
       <w:r>
         <w:t xml:space="preserve"> </w:t>
@@ -2414,7 +2458,33 @@
         </w:numPr>
       </w:pPr>
       <w:r>
-        <w:t xml:space="preserve">Clock numbers and PIN hashes support shop-floor terminal identification</w:t>
+        <w:rPr>
+          <w:b/>
+          <w:bCs/>
+        </w:rPr>
+        <w:t xml:space="preserve">Operators</w:t>
+      </w:r>
+      <w:r>
+        <w:t xml:space="preserve"> </w:t>
+      </w:r>
+      <w:r>
+        <w:t xml:space="preserve">do not authenticate — they are identified by</w:t>
+      </w:r>
+      <w:r>
+        <w:t xml:space="preserve"> </w:t>
+      </w:r>
+      <w:r>
+        <w:rPr>
+          <w:b/>
+          <w:bCs/>
+        </w:rPr>
+        <w:t xml:space="preserve">initials</w:t>
+      </w:r>
+      <w:r>
+        <w:t xml:space="preserve"> </w:t>
+      </w:r>
+      <w:r>
+        <w:t xml:space="preserve">entered at a shop-floor terminal, which pre-populate a defeasible Initials field on every mutation screen (FDS §4)</w:t>
       </w:r>
     </w:p>
     <w:p>
@@ -2469,7 +2539,34 @@
         <w:t xml:space="preserve"> </w:t>
       </w:r>
       <w:r>
-        <w:t xml:space="preserve">records for audit trail attribution (who did what), not for authentication</w:t>
+        <w:t xml:space="preserve">records (both classes) for audit trail attribution; Operator-class rows carry</w:t>
+      </w:r>
+      <w:r>
+        <w:t xml:space="preserve"> </w:t>
+      </w:r>
+      <w:r>
+        <w:rPr>
+          <w:rStyle w:val="VerbatimChar"/>
+        </w:rPr>
+        <w:t xml:space="preserve">AdAccount = NULL</w:t>
+      </w:r>
+      <w:r>
+        <w:t xml:space="preserve"> </w:t>
+      </w:r>
+      <w:r>
+        <w:t xml:space="preserve">and no Ignition role</w:t>
+      </w:r>
+    </w:p>
+    <w:p>
+      <w:pPr>
+        <w:pStyle w:val="Compact"/>
+        <w:numPr>
+          <w:ilvl w:val="0"/>
+          <w:numId w:val="1008"/>
+        </w:numPr>
+      </w:pPr>
+      <w:r>
+        <w:t xml:space="preserve">Elevated actions (holds, overrides, scrap, maintenance WOs, admin edits) require a fresh per-action AD prompt — no session-sticky elevation, no clock-number/PIN convenience login (OI-06 closed 2026-04-20)</w:t>
       </w:r>
     </w:p>
     <w:bookmarkEnd w:id="23"/>
@@ -5054,7 +5151,7 @@
         <w:t xml:space="preserve">Scope Assessment</w:t>
       </w:r>
     </w:p>
-    <w:bookmarkStart w:id="32" w:name="X2af84b34152a1a6d32bc8b863959c456040af67"/>
+    <w:bookmarkStart w:id="32" w:name="X1a76cb2565749a03bafee5623e797ebe58591c2"/>
     <w:p>
       <w:pPr>
         <w:pStyle w:val="Heading3"/>
@@ -5069,7 +5166,7 @@
         <w:rPr>
           <w:rStyle w:val="VerbatimChar"/>
         </w:rPr>
-        <w:t xml:space="preserve">Reference Docs/MPP_Scope_Matrix.xlsx</w:t>
+        <w:t xml:space="preserve">reference/MPP_Scope_Matrix.xlsx</w:t>
       </w:r>
       <w:r>
         <w:t xml:space="preserve">)</w:t>
@@ -9562,7 +9659,7 @@
           <w:b/>
           <w:bCs/>
         </w:rPr>
-        <w:t xml:space="preserve">Read and analyzed all Reference Docs</w:t>
+        <w:t xml:space="preserve">Read and analyzed all reference</w:t>
       </w:r>
       <w:r>
         <w:t xml:space="preserve"> </w:t>
@@ -11731,29 +11828,74 @@
               <w:pStyle w:val="Compact"/>
             </w:pPr>
             <w:r>
-              <w:t xml:space="preserve">Session model: 5-min timeout, re-badge for elevated (OI-06/UJ-01)</w:t>
-            </w:r>
-          </w:p>
-        </w:tc>
-        <w:tc>
-          <w:tcPr/>
-          <w:p>
-            <w:pPr>
-              <w:pStyle w:val="Compact"/>
-            </w:pPr>
-            <w:r>
-              <w:t xml:space="preserve">🔶 Pending Customer</w:t>
-            </w:r>
-          </w:p>
-        </w:tc>
-        <w:tc>
-          <w:tcPr/>
-          <w:p>
-            <w:pPr>
-              <w:pStyle w:val="Compact"/>
-            </w:pPr>
-            <w:r>
-              <w:t xml:space="preserve">FDS §4.2 rewritten</w:t>
+              <w:t xml:space="preserve">Initials-based operator identity; per-action AD elevation; no clock # or PIN (OI-06/UJ-01)</w:t>
+            </w:r>
+          </w:p>
+        </w:tc>
+        <w:tc>
+          <w:tcPr/>
+          <w:p>
+            <w:pPr>
+              <w:pStyle w:val="Compact"/>
+            </w:pPr>
+            <w:r>
+              <w:t xml:space="preserve">✅ Resolved (2026-04-20)</w:t>
+            </w:r>
+          </w:p>
+        </w:tc>
+        <w:tc>
+          <w:tcPr/>
+          <w:p>
+            <w:pPr>
+              <w:pStyle w:val="Compact"/>
+            </w:pPr>
+            <w:r>
+              <w:t xml:space="preserve">FDS §4 rewritten end-to-end;</w:t>
+            </w:r>
+            <w:r>
+              <w:t xml:space="preserve"> </w:t>
+            </w:r>
+            <w:r>
+              <w:rPr>
+                <w:rStyle w:val="VerbatimChar"/>
+              </w:rPr>
+              <w:t xml:space="preserve">AppUser</w:t>
+            </w:r>
+            <w:r>
+              <w:t xml:space="preserve"> </w:t>
+            </w:r>
+            <w:r>
+              <w:t xml:space="preserve">gains</w:t>
+            </w:r>
+            <w:r>
+              <w:t xml:space="preserve"> </w:t>
+            </w:r>
+            <w:r>
+              <w:rPr>
+                <w:rStyle w:val="VerbatimChar"/>
+              </w:rPr>
+              <w:t xml:space="preserve">Initials</w:t>
+            </w:r>
+            <w:r>
+              <w:t xml:space="preserve"> </w:t>
+            </w:r>
+            <w:r>
+              <w:t xml:space="preserve">column,</w:t>
+            </w:r>
+            <w:r>
+              <w:t xml:space="preserve"> </w:t>
+            </w:r>
+            <w:r>
+              <w:rPr>
+                <w:rStyle w:val="VerbatimChar"/>
+              </w:rPr>
+              <w:t xml:space="preserve">AdAccount</w:t>
+            </w:r>
+            <w:r>
+              <w:t xml:space="preserve"> </w:t>
+            </w:r>
+            <w:r>
+              <w:t xml:space="preserve">made nullable; Config Tool User Management updated</w:t>
             </w:r>
           </w:p>
         </w:tc>
@@ -11987,6 +12129,29 @@
       </w:pPr>
       <w:r>
         <w:t xml:space="preserve">Open Items Status Summary</w:t>
+      </w:r>
+    </w:p>
+    <w:p>
+      <w:pPr>
+        <w:pStyle w:val="FirstParagraph"/>
+      </w:pPr>
+      <w:r>
+        <w:t xml:space="preserve">As of 2026-04-22 the Open Issues Register is at v2.5 with 49 items total (30 Part A + 19 Part B). See</w:t>
+      </w:r>
+      <w:r>
+        <w:t xml:space="preserve"> </w:t>
+      </w:r>
+      <w:r>
+        <w:rPr>
+          <w:rStyle w:val="VerbatimChar"/>
+        </w:rPr>
+        <w:t xml:space="preserve">MPP_MES_Open_Issues_Register.md</w:t>
+      </w:r>
+      <w:r>
+        <w:t xml:space="preserve"> </w:t>
+      </w:r>
+      <w:r>
+        <w:t xml:space="preserve">for the authoritative status.</w:t>
       </w:r>
     </w:p>
     <w:tbl>
@@ -12068,70 +12233,43 @@
               <w:pStyle w:val="Compact"/>
             </w:pPr>
             <w:r>
-              <w:t xml:space="preserve">4 (OI-01, OI-08, OI-09, UJ-06, UJ-15)</w:t>
-            </w:r>
-          </w:p>
-        </w:tc>
-      </w:tr>
-      <w:tr>
-        <w:tc>
-          <w:tcPr>
-            <w:shd w:val="clear" w:color="auto" w:fill="F2F2F2"/>
-          </w:tcPr>
-          <w:tcPr/>
-          <w:p>
-            <w:pPr>
-              <w:pStyle w:val="Compact"/>
-            </w:pPr>
-            <w:r>
-              <w:t xml:space="preserve">🔶 Pending Customer Validation</w:t>
-            </w:r>
-          </w:p>
-        </w:tc>
-        <w:tc>
-          <w:tcPr>
-            <w:shd w:val="clear" w:color="auto" w:fill="F2F2F2"/>
-          </w:tcPr>
-          <w:tcPr/>
-          <w:p>
-            <w:pPr>
-              <w:pStyle w:val="Compact"/>
-            </w:pPr>
-            <w:r>
-              <w:t xml:space="preserve">8 (OI-02, OI-04, OI-05, OI-06, OI-07, UJ-01, UJ-02, UJ-09, UJ-12)</w:t>
-            </w:r>
-          </w:p>
-        </w:tc>
-      </w:tr>
-      <w:tr>
-        <w:tc>
-          <w:tcPr/>
-          <w:p>
-            <w:pPr>
-              <w:pStyle w:val="Compact"/>
-            </w:pPr>
-            <w:r>
-              <w:t xml:space="preserve">🔶 Pending Internal Review (Ben)</w:t>
-            </w:r>
-          </w:p>
-        </w:tc>
-        <w:tc>
-          <w:tcPr/>
-          <w:p>
-            <w:pPr>
-              <w:pStyle w:val="Compact"/>
-            </w:pPr>
-            <w:r>
-              <w:t xml:space="preserve">6 (UJ-03, UJ-14, UJ-16, UJ-17, OI-10)</w:t>
-            </w:r>
-          </w:p>
-        </w:tc>
-      </w:tr>
-      <w:tr>
-        <w:tc>
-          <w:tcPr>
-            <w:shd w:val="clear" w:color="auto" w:fill="F2F2F2"/>
-          </w:tcPr>
+              <w:t xml:space="preserve">8 (OI-01, OI-03, OI-06; UJ-01, UJ-06, UJ-12, UJ-15, + partial-addenda closes)</w:t>
+            </w:r>
+          </w:p>
+        </w:tc>
+      </w:tr>
+      <w:tr>
+        <w:tc>
+          <w:tcPr>
+            <w:shd w:val="clear" w:color="auto" w:fill="F2F2F2"/>
+          </w:tcPr>
+          <w:tcPr/>
+          <w:p>
+            <w:pPr>
+              <w:pStyle w:val="Compact"/>
+            </w:pPr>
+            <w:r>
+              <w:t xml:space="preserve">🔶 In Review</w:t>
+            </w:r>
+          </w:p>
+        </w:tc>
+        <w:tc>
+          <w:tcPr>
+            <w:shd w:val="clear" w:color="auto" w:fill="F2F2F2"/>
+          </w:tcPr>
+          <w:tcPr/>
+          <w:p>
+            <w:pPr>
+              <w:pStyle w:val="Compact"/>
+            </w:pPr>
+            <w:r>
+              <w:t xml:space="preserve">9 (OI-02, OI-04, OI-05, OI-07, OI-08, OI-09, OI-12; UJ-02, UJ-03, UJ-14)</w:t>
+            </w:r>
+          </w:p>
+        </w:tc>
+      </w:tr>
+      <w:tr>
+        <w:tc>
           <w:tcPr/>
           <w:p>
             <w:pPr>
@@ -12143,21 +12281,115 @@
           </w:p>
         </w:tc>
         <w:tc>
-          <w:tcPr>
-            <w:shd w:val="clear" w:color="auto" w:fill="F2F2F2"/>
-          </w:tcPr>
-          <w:tcPr/>
-          <w:p>
-            <w:pPr>
-              <w:pStyle w:val="Compact"/>
-            </w:pPr>
-            <w:r>
-              <w:t xml:space="preserve">10 (OI-03, UJ-04, UJ-05, UJ-07, UJ-08, UJ-10, UJ-11, UJ-13, UJ-18, UJ-19)</w:t>
+          <w:tcPr/>
+          <w:p>
+            <w:pPr>
+              <w:pStyle w:val="Compact"/>
+            </w:pPr>
+            <w:r>
+              <w:t xml:space="preserve">31 (includes OI-11, OI-13, OI-14, OI-15..OI-30, and 12 Part B UJ items)</w:t>
+            </w:r>
+          </w:p>
+        </w:tc>
+      </w:tr>
+      <w:tr>
+        <w:tc>
+          <w:tcPr>
+            <w:shd w:val="clear" w:color="auto" w:fill="F2F2F2"/>
+          </w:tcPr>
+          <w:tcPr/>
+          <w:p>
+            <w:pPr>
+              <w:pStyle w:val="Compact"/>
+            </w:pPr>
+            <w:r>
+              <w:t xml:space="preserve">Superseded</w:t>
+            </w:r>
+          </w:p>
+        </w:tc>
+        <w:tc>
+          <w:tcPr>
+            <w:shd w:val="clear" w:color="auto" w:fill="F2F2F2"/>
+          </w:tcPr>
+          <w:tcPr/>
+          <w:p>
+            <w:pPr>
+              <w:pStyle w:val="Compact"/>
+            </w:pPr>
+            <w:r>
+              <w:t xml:space="preserve">1 (OI-10 rolled into Phase B Tools schema)</w:t>
             </w:r>
           </w:p>
         </w:tc>
       </w:tr>
     </w:tbl>
+    <w:p>
+      <w:pPr>
+        <w:pStyle w:val="BlockText"/>
+      </w:pPr>
+      <w:r>
+        <w:rPr>
+          <w:b/>
+          <w:bCs/>
+        </w:rPr>
+        <w:t xml:space="preserve">Note (2026-04-22):</w:t>
+      </w:r>
+      <w:r>
+        <w:t xml:space="preserve"> </w:t>
+      </w:r>
+      <w:r>
+        <w:t xml:space="preserve">The 2026-04-20 MPP review and the 2026-04-22 legacy-MES screenshot review together reshaped Part A from 10 items to 30. Phase E (this session) closed OI-11..23 as</w:t>
+      </w:r>
+      <w:r>
+        <w:t xml:space="preserve"> </w:t>
+      </w:r>
+      <w:r>
+        <w:rPr>
+          <w:i/>
+          <w:iCs/>
+        </w:rPr>
+        <w:t xml:space="preserve">designed</w:t>
+      </w:r>
+      <w:r>
+        <w:t xml:space="preserve"> </w:t>
+      </w:r>
+      <w:r>
+        <w:t xml:space="preserve">— 13 items moved from</w:t>
+      </w:r>
+      <w:r>
+        <w:t xml:space="preserve"> </w:t>
+      </w:r>
+      <w:r>
+        <w:t xml:space="preserve">“open”</w:t>
+      </w:r>
+      <w:r>
+        <w:t xml:space="preserve"> </w:t>
+      </w:r>
+      <w:r>
+        <w:t xml:space="preserve">to</w:t>
+      </w:r>
+      <w:r>
+        <w:t xml:space="preserve"> </w:t>
+      </w:r>
+      <w:r>
+        <w:t xml:space="preserve">“designed, pending Phase G SQL”</w:t>
+      </w:r>
+      <w:r>
+        <w:t xml:space="preserve">. OI-24..30 (7 items) remain parked for MPP input and will be brought to the next MPP review as a consolidated question set. The phased execution plan is in</w:t>
+      </w:r>
+      <w:r>
+        <w:t xml:space="preserve"> </w:t>
+      </w:r>
+      <w:r>
+        <w:rPr>
+          <w:rStyle w:val="VerbatimChar"/>
+        </w:rPr>
+        <w:t xml:space="preserve">memory/project_mpp_oi_refactor.md</w:t>
+      </w:r>
+      <w:r>
+        <w:t xml:space="preserve">.</w:t>
+      </w:r>
+    </w:p>
     <w:p>
       <w:r>
         <w:pict>
@@ -12821,7 +13053,7 @@
               <w:rPr>
                 <w:rStyle w:val="VerbatimChar"/>
               </w:rPr>
-              <w:t xml:space="preserve">Reference Docs/MPP_Scope_Matrix.xlsx</w:t>
+              <w:t xml:space="preserve">reference/MPP_Scope_Matrix.xlsx</w:t>
             </w:r>
           </w:p>
         </w:tc>
@@ -12851,7 +13083,7 @@
               <w:rPr>
                 <w:rStyle w:val="VerbatimChar"/>
               </w:rPr>
-              <w:t xml:space="preserve">Reference Docs/Excel Prod Sheets.xlsx</w:t>
+              <w:t xml:space="preserve">reference/Excel Prod Sheets.xlsx</w:t>
             </w:r>
           </w:p>
         </w:tc>
@@ -12881,7 +13113,7 @@
               <w:rPr>
                 <w:rStyle w:val="VerbatimChar"/>
               </w:rPr>
-              <w:t xml:space="preserve">Reference Docs/MS1FM-*.xlsx</w:t>
+              <w:t xml:space="preserve">reference/MS1FM-*.xlsx</w:t>
             </w:r>
             <w:r>
               <w:t xml:space="preserve"> </w:t>
@@ -12917,7 +13149,7 @@
               <w:rPr>
                 <w:rStyle w:val="VerbatimChar"/>
               </w:rPr>
-              <w:t xml:space="preserve">Reference Docs/5GO_AP4_Automation_Touchpoint_Agreement.md</w:t>
+              <w:t xml:space="preserve">reference/5GO_AP4_Automation_Touchpoint_Agreement.md</w:t>
             </w:r>
           </w:p>
         </w:tc>

--- a/MPP_MES_SUMMARY.docx
+++ b/MPP_MES_SUMMARY.docx
@@ -12136,7 +12136,7 @@
         <w:pStyle w:val="FirstParagraph"/>
       </w:pPr>
       <w:r>
-        <w:t xml:space="preserve">As of 2026-04-22 the Open Issues Register is at v2.5 with 49 items total (30 Part A + 19 Part B). See</w:t>
+        <w:t xml:space="preserve">As of 2026-04-22 the Open Issues Register is at v2.6 with 49 items total (30 Part A + 19 Part B). See</w:t>
       </w:r>
       <w:r>
         <w:t xml:space="preserve"> </w:t>
@@ -12233,7 +12233,7 @@
               <w:pStyle w:val="Compact"/>
             </w:pPr>
             <w:r>
-              <w:t xml:space="preserve">8 (OI-01, OI-03, OI-06; UJ-01, UJ-06, UJ-12, UJ-15, + partial-addenda closes)</w:t>
+              <w:t xml:space="preserve">9 (OI-01, OI-03, OI-06, OI-11; UJ-01, UJ-06, UJ-12, UJ-15, + partial-addenda closes)</w:t>
             </w:r>
           </w:p>
         </w:tc>
@@ -12287,7 +12287,7 @@
               <w:pStyle w:val="Compact"/>
             </w:pPr>
             <w:r>
-              <w:t xml:space="preserve">31 (includes OI-11, OI-13, OI-14, OI-15..OI-30, and 12 Part B UJ items)</w:t>
+              <w:t xml:space="preserve">30 (includes OI-13, OI-14, OI-15..OI-30, and 12 Part B UJ items)</w:t>
             </w:r>
           </w:p>
         </w:tc>
@@ -12338,7 +12338,7 @@
         <w:t xml:space="preserve"> </w:t>
       </w:r>
       <w:r>
-        <w:t xml:space="preserve">The 2026-04-20 MPP review and the 2026-04-22 legacy-MES screenshot review together reshaped Part A from 10 items to 30. Phase E (this session) closed OI-11..23 as</w:t>
+        <w:t xml:space="preserve">The 2026-04-20 MPP review and the 2026-04-22 legacy-MES screenshot review together reshaped Part A from 10 items to 30. Phase E closed OI-11..23 as</w:t>
       </w:r>
       <w:r>
         <w:t xml:space="preserve"> </w:t>
@@ -12354,28 +12354,7 @@
         <w:t xml:space="preserve"> </w:t>
       </w:r>
       <w:r>
-        <w:t xml:space="preserve">— 13 items moved from</w:t>
-      </w:r>
-      <w:r>
-        <w:t xml:space="preserve"> </w:t>
-      </w:r>
-      <w:r>
-        <w:t xml:space="preserve">“open”</w:t>
-      </w:r>
-      <w:r>
-        <w:t xml:space="preserve"> </w:t>
-      </w:r>
-      <w:r>
-        <w:t xml:space="preserve">to</w:t>
-      </w:r>
-      <w:r>
-        <w:t xml:space="preserve"> </w:t>
-      </w:r>
-      <w:r>
-        <w:t xml:space="preserve">“designed, pending Phase G SQL”</w:t>
-      </w:r>
-      <w:r>
-        <w:t xml:space="preserve">. OI-24..30 (7 items) remain parked for MPP input and will be brought to the next MPP review as a consolidated question set. The phased execution plan is in</w:t>
+        <w:t xml:space="preserve">— then a design review moved OI-11 fully to ✅ Resolved (no schema needed: Casting → Trim rename is a 1-line BOM consumption, not a new table). OI-24..30 (7 discovery items) remain parked for MPP input and will be brought to the next MPP review as a consolidated question set. Phase G SQL migration 0010 landed 2026-04-22 (Tools schema + 2 code tables + 3 Parts ALTERs; 779/779 tests still pass). The phased execution plan is in</w:t>
       </w:r>
       <w:r>
         <w:t xml:space="preserve"> </w:t>
